--- a/doverennost_podpis_dogovorov.docx
+++ b/doverennost_podpis_dogovorov.docx
@@ -4,12 +4,14 @@
   <w:body>
     <w:p>
       <w:pPr>
+        <w:spacing w:after="0"/>
         <w:jc w:val="center"/>
       </w:pPr>
       <w:r>
         <w:rPr>
           <w:rFonts w:ascii="Times New Roman" w:hAnsi="Times New Roman"/>
           <w:b/>
+          <w:i w:val="0"/>
           <w:sz w:val="24"/>
         </w:rPr>
         <w:t>ОБЩЕСТВО С ОГРАНИЧЕННОЙ ОТВЕТСТВЕННОСТЬЮ «ОСНОВА»</w:t>
@@ -17,283 +19,337 @@
     </w:p>
     <w:p>
       <w:pPr>
+        <w:spacing w:after="0"/>
         <w:jc w:val="center"/>
       </w:pPr>
       <w:r>
         <w:rPr>
           <w:rFonts w:ascii="Times New Roman" w:hAnsi="Times New Roman"/>
-          <w:sz w:val="20"/>
+          <w:b w:val="0"/>
+          <w:i w:val="0"/>
+          <w:sz w:val="18"/>
         </w:rPr>
         <w:t>ОГРН 1227700263163, ИНН 7736341161</w:t>
       </w:r>
     </w:p>
     <w:p>
       <w:pPr>
+        <w:spacing w:after="200"/>
         <w:jc w:val="center"/>
       </w:pPr>
       <w:r>
         <w:rPr>
           <w:rFonts w:ascii="Times New Roman" w:hAnsi="Times New Roman"/>
-          <w:sz w:val="20"/>
+          <w:b w:val="0"/>
+          <w:i w:val="0"/>
+          <w:sz w:val="18"/>
         </w:rPr>
         <w:t>111250, г. Москва, вн. тер. г. Муниципальный Округ Лефортово,</w:t>
         <w:br/>
         <w:t>ул. Красноказарменная, д. 14А к. 2, оф. 824</w:t>
       </w:r>
     </w:p>
-    <w:p/>
     <w:p>
       <w:pPr>
+        <w:spacing w:after="160"/>
         <w:jc w:val="center"/>
       </w:pPr>
       <w:r>
         <w:rPr>
           <w:rFonts w:ascii="Times New Roman" w:hAnsi="Times New Roman"/>
           <w:b/>
-          <w:sz w:val="32"/>
+          <w:i w:val="0"/>
+          <w:sz w:val="28"/>
         </w:rPr>
-        <w:t>ДОВЕРЕННОСТЬ № ______</w:t>
+        <w:t>ДОВЕРЕННОСТЬ № 45-55</w:t>
       </w:r>
     </w:p>
-    <w:p/>
     <w:p>
+      <w:pPr>
+        <w:spacing w:after="160"/>
+        <w:jc w:val="left"/>
+      </w:pPr>
       <w:r>
         <w:rPr>
           <w:rFonts w:ascii="Times New Roman" w:hAnsi="Times New Roman"/>
+          <w:b w:val="0"/>
           <w:i/>
-          <w:sz w:val="24"/>
+          <w:sz w:val="22"/>
         </w:rPr>
         <w:t>город Москва, десятое февраля две тысячи двадцать шестого года</w:t>
       </w:r>
     </w:p>
-    <w:p/>
     <w:p>
+      <w:pPr>
+        <w:spacing w:after="120"/>
+        <w:jc w:val="left"/>
+      </w:pPr>
       <w:r>
         <w:rPr>
           <w:rFonts w:ascii="Times New Roman" w:hAnsi="Times New Roman"/>
-          <w:sz w:val="24"/>
+          <w:b w:val="0"/>
+          <w:i w:val="0"/>
+          <w:sz w:val="22"/>
         </w:rPr>
         <w:t>Общество с ограниченной ответственностью «ОСНОВА» (ОГРН 1227700263163, ИНН 7736341161), в лице Генерального директора, действующего на основании Устава, настоящей доверенностью уполномочивает:</w:t>
       </w:r>
     </w:p>
-    <w:p/>
     <w:p>
       <w:pPr>
-        <w:jc w:val="center"/>
+        <w:spacing w:after="120"/>
+        <w:jc w:val="left"/>
       </w:pPr>
       <w:r>
         <w:rPr>
           <w:rFonts w:ascii="Times New Roman" w:hAnsi="Times New Roman"/>
           <w:b/>
-          <w:sz w:val="26"/>
+          <w:sz w:val="22"/>
         </w:rPr>
         <w:t>СТЕФАНЮКА СЕРГЕЯ ВЯЧЕСЛАВОВИЧА</w:t>
+      </w:r>
+      <w:r>
+        <w:rPr>
+          <w:rFonts w:ascii="Times New Roman" w:hAnsi="Times New Roman"/>
+          <w:sz w:val="22"/>
+        </w:rPr>
+        <w:t>, паспорт серии 7406 № 596854, выдан Управлением внутренних дел города Ноябрьск Ямало-Ненецкого автономного округа, дата выдачи 01.02.2007 г., код подразделения 892-005, зарегистрирован по адресу: город Москва, ул. Челябинская, дом 3, квартира 71,</w:t>
+      </w:r>
+      <w:r>
+        <w:rPr>
+          <w:rFonts w:ascii="Times New Roman" w:hAnsi="Times New Roman"/>
+          <w:b/>
+          <w:sz w:val="22"/>
+        </w:rPr>
+        <w:br/>
+        <w:t>— вести переговоры с клиентами и заказчиками, а также подписывать от имени Общества следующие документы:</w:t>
       </w:r>
     </w:p>
     <w:p>
       <w:pPr>
-        <w:jc w:val="center"/>
+        <w:spacing w:after="40"/>
+        <w:ind w:left="283"/>
       </w:pPr>
       <w:r>
         <w:rPr>
           <w:rFonts w:ascii="Times New Roman" w:hAnsi="Times New Roman"/>
-          <w:i/>
           <w:sz w:val="22"/>
-        </w:rPr>
-        <w:t>паспорт серии 7406 № 596854, выдан Управлением внутренних дел</w:t>
-        <w:br/>
-        <w:t>города Ноябрьск Ямало-Ненецкого автономного округа,</w:t>
-        <w:br/>
-        <w:t>дата выдачи 01.02.2007 г., код подразделения 892-005,</w:t>
-        <w:br/>
-        <w:t>зарегистрирован по адресу: город Москва,</w:t>
-        <w:br/>
-        <w:t>ул. Челябинская, дом 3, квартира 71</w:t>
-      </w:r>
-    </w:p>
-    <w:p/>
-    <w:p>
-      <w:r>
-        <w:rPr>
-          <w:rFonts w:ascii="Times New Roman" w:hAnsi="Times New Roman"/>
-          <w:b/>
-          <w:sz w:val="24"/>
-        </w:rPr>
-        <w:t>вести переговоры с клиентами и заказчиками, а также подписывать от имени Общества следующие документы:</w:t>
-      </w:r>
-    </w:p>
-    <w:p/>
-    <w:p>
-      <w:pPr>
-        <w:spacing w:after="80"/>
-      </w:pPr>
-      <w:r>
-        <w:rPr>
-          <w:rFonts w:ascii="Times New Roman" w:hAnsi="Times New Roman"/>
-          <w:sz w:val="24"/>
         </w:rPr>
         <w:t>— Договоры, контракты, соглашения и дополнительные соглашения к ним на сумму до 5 000 000 (пяти миллионов) рублей.</w:t>
       </w:r>
     </w:p>
     <w:p>
       <w:pPr>
-        <w:spacing w:after="80"/>
+        <w:spacing w:after="40"/>
+        <w:ind w:left="283"/>
       </w:pPr>
       <w:r>
         <w:rPr>
           <w:rFonts w:ascii="Times New Roman" w:hAnsi="Times New Roman"/>
-          <w:sz w:val="24"/>
+          <w:sz w:val="22"/>
         </w:rPr>
         <w:t>— Спецификации, сметы, калькуляции, акты выполненных работ (КС-2, КС-3, УПД), товарные накладные, счета-фактуры, акты приёма-передачи, акты сверки.</w:t>
       </w:r>
     </w:p>
     <w:p>
       <w:pPr>
-        <w:spacing w:after="80"/>
+        <w:spacing w:after="40"/>
+        <w:ind w:left="283"/>
       </w:pPr>
       <w:r>
         <w:rPr>
           <w:rFonts w:ascii="Times New Roman" w:hAnsi="Times New Roman"/>
-          <w:sz w:val="24"/>
+          <w:sz w:val="22"/>
         </w:rPr>
         <w:t>— Коммерческие предложения, оферты, счета на оплату.</w:t>
       </w:r>
     </w:p>
     <w:p>
       <w:pPr>
-        <w:spacing w:after="80"/>
+        <w:spacing w:after="40"/>
+        <w:ind w:left="283"/>
       </w:pPr>
       <w:r>
         <w:rPr>
           <w:rFonts w:ascii="Times New Roman" w:hAnsi="Times New Roman"/>
-          <w:sz w:val="24"/>
+          <w:sz w:val="22"/>
         </w:rPr>
         <w:t>— Претензии, уведомления, извещения, запросы и ответы на них, заявления, письма и иную корреспонденцию в адрес клиентов, заказчиков, контрагентов и партнёров.</w:t>
       </w:r>
     </w:p>
     <w:p>
       <w:pPr>
-        <w:spacing w:after="80"/>
+        <w:spacing w:after="40"/>
+        <w:ind w:left="283"/>
       </w:pPr>
       <w:r>
         <w:rPr>
           <w:rFonts w:ascii="Times New Roman" w:hAnsi="Times New Roman"/>
-          <w:sz w:val="24"/>
+          <w:sz w:val="22"/>
         </w:rPr>
         <w:t>— Документы, связанные с участием в тендерах, аукционах, конкурсах и запросах котировок.</w:t>
       </w:r>
     </w:p>
     <w:p>
       <w:pPr>
-        <w:spacing w:after="80"/>
+        <w:spacing w:after="40"/>
+        <w:ind w:left="283"/>
       </w:pPr>
       <w:r>
         <w:rPr>
           <w:rFonts w:ascii="Times New Roman" w:hAnsi="Times New Roman"/>
-          <w:sz w:val="24"/>
+          <w:sz w:val="22"/>
         </w:rPr>
         <w:t>— Акты сверки взаимных расчётов, акты инвентаризации, гарантийные письма.</w:t>
       </w:r>
     </w:p>
     <w:p>
       <w:pPr>
-        <w:spacing w:after="80"/>
+        <w:spacing w:after="40"/>
+        <w:ind w:left="283"/>
       </w:pPr>
       <w:r>
         <w:rPr>
           <w:rFonts w:ascii="Times New Roman" w:hAnsi="Times New Roman"/>
-          <w:sz w:val="24"/>
+          <w:sz w:val="22"/>
         </w:rPr>
         <w:t>— Документы для банков, страховых компаний, лизинговых и кредитных организаций, связанные с хозяйственной деятельностью Общества.</w:t>
       </w:r>
     </w:p>
     <w:p>
       <w:pPr>
-        <w:spacing w:after="80"/>
+        <w:spacing w:after="40"/>
+        <w:ind w:left="283"/>
       </w:pPr>
       <w:r>
         <w:rPr>
           <w:rFonts w:ascii="Times New Roman" w:hAnsi="Times New Roman"/>
-          <w:sz w:val="24"/>
+          <w:sz w:val="22"/>
         </w:rPr>
         <w:t>— Любые иные документы в рамках текущей хозяйственной деятельности Общества.</w:t>
       </w:r>
     </w:p>
-    <w:p/>
     <w:p>
+      <w:pPr>
+        <w:spacing w:after="40"/>
+        <w:jc w:val="left"/>
+      </w:pPr>
       <w:r>
         <w:rPr>
           <w:rFonts w:ascii="Times New Roman" w:hAnsi="Times New Roman"/>
-          <w:sz w:val="24"/>
+          <w:b w:val="0"/>
+          <w:i w:val="0"/>
+          <w:sz w:val="12"/>
+        </w:rPr>
+      </w:r>
+    </w:p>
+    <w:p>
+      <w:pPr>
+        <w:spacing w:after="120"/>
+        <w:jc w:val="left"/>
+      </w:pPr>
+      <w:r>
+        <w:rPr>
+          <w:rFonts w:ascii="Times New Roman" w:hAnsi="Times New Roman"/>
+          <w:b w:val="0"/>
+          <w:i w:val="0"/>
+          <w:sz w:val="22"/>
         </w:rPr>
         <w:t>Для выполнения настоящего поручения Поверенному предоставляется право совершать все необходимые действия, включая получение и передачу документов, подписание актов приёма-передачи, осуществление расчётов в пределах суммы, указанной в договоре, а также выполнение всех формальностей, связанных с исполнением данного поручения.</w:t>
       </w:r>
     </w:p>
-    <w:p/>
     <w:p>
+      <w:pPr>
+        <w:spacing w:after="160"/>
+        <w:jc w:val="left"/>
+      </w:pPr>
       <w:r>
         <w:rPr>
           <w:rFonts w:ascii="Times New Roman" w:hAnsi="Times New Roman"/>
-          <w:sz w:val="24"/>
+          <w:b w:val="0"/>
+          <w:i w:val="0"/>
+          <w:sz w:val="22"/>
         </w:rPr>
         <w:t>Подпись поверенного ______________________ Стефанюк С.В. удостоверяю.</w:t>
       </w:r>
     </w:p>
-    <w:p/>
     <w:p>
+      <w:pPr>
+        <w:spacing w:after="400"/>
+        <w:jc w:val="left"/>
+      </w:pPr>
       <w:r>
         <w:rPr>
           <w:rFonts w:ascii="Times New Roman" w:hAnsi="Times New Roman"/>
           <w:b/>
-          <w:sz w:val="24"/>
+          <w:i w:val="0"/>
+          <w:sz w:val="22"/>
         </w:rPr>
         <w:t>Настоящая доверенность выдана сроком на 1 (один) год, без права передоверия.</w:t>
       </w:r>
     </w:p>
-    <w:p/>
-    <w:p/>
     <w:p>
       <w:pPr>
+        <w:spacing w:after="0"/>
         <w:jc w:val="right"/>
       </w:pPr>
       <w:r>
         <w:rPr>
           <w:rFonts w:ascii="Times New Roman" w:hAnsi="Times New Roman"/>
-          <w:sz w:val="24"/>
+          <w:b w:val="0"/>
+          <w:i w:val="0"/>
+          <w:sz w:val="22"/>
         </w:rPr>
         <w:t>Генеральный директор</w:t>
-        <w:br/>
+      </w:r>
+    </w:p>
+    <w:p>
+      <w:pPr>
+        <w:spacing w:after="240"/>
+        <w:jc w:val="right"/>
+      </w:pPr>
+      <w:r>
+        <w:rPr>
+          <w:rFonts w:ascii="Times New Roman" w:hAnsi="Times New Roman"/>
+          <w:b w:val="0"/>
+          <w:i w:val="0"/>
+          <w:sz w:val="22"/>
+        </w:rPr>
         <w:t>ООО «ОСНОВА»</w:t>
       </w:r>
     </w:p>
     <w:p>
       <w:pPr>
+        <w:spacing w:after="80"/>
         <w:jc w:val="right"/>
       </w:pPr>
       <w:r>
         <w:rPr>
           <w:rFonts w:ascii="Times New Roman" w:hAnsi="Times New Roman"/>
-          <w:sz w:val="24"/>
+          <w:b w:val="0"/>
+          <w:i w:val="0"/>
+          <w:sz w:val="22"/>
         </w:rPr>
         <w:t>____________________ /____________________/</w:t>
       </w:r>
     </w:p>
     <w:p>
       <w:pPr>
+        <w:spacing w:after="0"/>
         <w:jc w:val="right"/>
       </w:pPr>
       <w:r>
         <w:rPr>
           <w:rFonts w:ascii="Times New Roman" w:hAnsi="Times New Roman"/>
           <w:b/>
-          <w:sz w:val="24"/>
+          <w:i w:val="0"/>
+          <w:sz w:val="22"/>
         </w:rPr>
         <w:t>М.П.</w:t>
       </w:r>
     </w:p>
     <w:sectPr>
       <w:pgSz w:w="12240" w:h="15840"/>
-      <w:pgMar w:top="1417" w:right="1134" w:bottom="1134" w:left="1701" w:header="720" w:footer="720" w:gutter="0"/>
+      <w:pgMar w:top="1134" w:right="1417" w:bottom="850" w:left="1417" w:header="720" w:footer="720" w:gutter="0"/>
       <w:cols w:space="720"/>
       <w:docGrid w:linePitch="360"/>
     </w:sectPr>
@@ -665,11 +721,11 @@
     <w:qFormat/>
     <w:rsid w:val="00FC693F"/>
     <w:pPr>
-      <w:spacing w:line="360" w:lineRule="auto"/>
+      <w:spacing w:line="312" w:lineRule="auto"/>
     </w:pPr>
     <w:rPr>
       <w:rFonts w:ascii="Times New Roman" w:hAnsi="Times New Roman"/>
-      <w:sz w:val="24"/>
+      <w:sz w:val="22"/>
     </w:rPr>
   </w:style>
   <w:style w:type="paragraph" w:styleId="Header">
